--- a/downloads/handouts/Unit 03/Handout 03.12 - Healthy or Unhealthy Card Sort.docx
+++ b/downloads/handouts/Unit 03/Handout 03.12 - Healthy or Unhealthy Card Sort.docx
@@ -1245,20 +1245,18 @@
         <w:pStyle w:val="BodyText"/>
       </w:pPr>
       <w:r>
-        <w:t xml:space="preserve">Sign words in other languages:</w:t>
+        <w:t xml:space="preserve">Sign words in Spanish:</w:t>
       </w:r>
     </w:p>
     <w:tbl>
       <w:tblPr>
         <w:tblStyle w:val="Table"/>
-        <w:tblW w:type="pct" w:w="5000.0"/>
+        <w:tblW w:type="pct" w:w="5000"/>
         <w:tblLook w:firstRow="1"/>
       </w:tblPr>
       <w:tblGrid>
-        <w:gridCol w:w="1980"/>
-        <w:gridCol w:w="1980"/>
-        <w:gridCol w:w="1980"/>
-        <w:gridCol w:w="1980"/>
+        <w:gridCol w:w="4680"/>
+        <w:gridCol w:w="4680"/>
       </w:tblGrid>
       <w:tr>
         <w:trPr>
@@ -1266,6 +1264,7 @@
         </w:trPr>
         <w:tc>
           <w:tcPr>
+            <w:tcW w:type="dxa" w:w="4680"/>
             <w:tcBorders>
               <w:bottom w:val="single"/>
             </w:tcBorders>
@@ -1283,6 +1282,7 @@
         </w:tc>
         <w:tc>
           <w:tcPr>
+            <w:tcW w:type="dxa" w:w="4680"/>
             <w:tcBorders>
               <w:bottom w:val="single"/>
             </w:tcBorders>
@@ -1294,40 +1294,6 @@
               <w:jc w:val="left"/>
             </w:pPr>
             <w:r>
-              <w:t xml:space="preserve">Turkish</w:t>
-            </w:r>
-          </w:p>
-        </w:tc>
-        <w:tc>
-          <w:tcPr>
-            <w:tcBorders>
-              <w:bottom w:val="single"/>
-            </w:tcBorders>
-            <w:vAlign w:val="bottom"/>
-          </w:tcPr>
-          <w:p>
-            <w:pPr>
-              <w:pStyle w:val="Compact"/>
-              <w:jc w:val="left"/>
-            </w:pPr>
-            <w:r>
-              <w:t xml:space="preserve">Portuguese</w:t>
-            </w:r>
-          </w:p>
-        </w:tc>
-        <w:tc>
-          <w:tcPr>
-            <w:tcBorders>
-              <w:bottom w:val="single"/>
-            </w:tcBorders>
-            <w:vAlign w:val="bottom"/>
-          </w:tcPr>
-          <w:p>
-            <w:pPr>
-              <w:pStyle w:val="Compact"/>
-              <w:jc w:val="left"/>
-            </w:pPr>
-            <w:r>
               <w:t xml:space="preserve">Spanish</w:t>
             </w:r>
           </w:p>
@@ -1335,6 +1301,9 @@
       </w:tr>
       <w:tr>
         <w:tc>
+          <w:tcPr>
+            <w:tcW w:type="dxa" w:w="4680"/>
+          </w:tcPr>
           <w:p>
             <w:pPr>
               <w:pStyle w:val="Compact"/>
@@ -1346,28 +1315,9 @@
           </w:p>
         </w:tc>
         <w:tc>
-          <w:p>
-            <w:pPr>
-              <w:pStyle w:val="Compact"/>
-              <w:jc w:val="left"/>
-            </w:pPr>
-            <w:r>
-              <w:t xml:space="preserve">saygı</w:t>
-            </w:r>
-          </w:p>
-        </w:tc>
-        <w:tc>
-          <w:p>
-            <w:pPr>
-              <w:pStyle w:val="Compact"/>
-              <w:jc w:val="left"/>
-            </w:pPr>
-            <w:r>
-              <w:t xml:space="preserve">respeito</w:t>
-            </w:r>
-          </w:p>
-        </w:tc>
-        <w:tc>
+          <w:tcPr>
+            <w:tcW w:type="dxa" w:w="4680"/>
+          </w:tcPr>
           <w:p>
             <w:pPr>
               <w:pStyle w:val="Compact"/>
@@ -1381,6 +1331,9 @@
       </w:tr>
       <w:tr>
         <w:tc>
+          <w:tcPr>
+            <w:tcW w:type="dxa" w:w="4680"/>
+          </w:tcPr>
           <w:p>
             <w:pPr>
               <w:pStyle w:val="Compact"/>
@@ -1392,28 +1345,9 @@
           </w:p>
         </w:tc>
         <w:tc>
-          <w:p>
-            <w:pPr>
-              <w:pStyle w:val="Compact"/>
-              <w:jc w:val="left"/>
-            </w:pPr>
-            <w:r>
-              <w:t xml:space="preserve">güven</w:t>
-            </w:r>
-          </w:p>
-        </w:tc>
-        <w:tc>
-          <w:p>
-            <w:pPr>
-              <w:pStyle w:val="Compact"/>
-              <w:jc w:val="left"/>
-            </w:pPr>
-            <w:r>
-              <w:t xml:space="preserve">confiança</w:t>
-            </w:r>
-          </w:p>
-        </w:tc>
-        <w:tc>
+          <w:tcPr>
+            <w:tcW w:type="dxa" w:w="4680"/>
+          </w:tcPr>
           <w:p>
             <w:pPr>
               <w:pStyle w:val="Compact"/>
@@ -1427,6 +1361,9 @@
       </w:tr>
       <w:tr>
         <w:tc>
+          <w:tcPr>
+            <w:tcW w:type="dxa" w:w="4680"/>
+          </w:tcPr>
           <w:p>
             <w:pPr>
               <w:pStyle w:val="Compact"/>
@@ -1438,28 +1375,9 @@
           </w:p>
         </w:tc>
         <w:tc>
-          <w:p>
-            <w:pPr>
-              <w:pStyle w:val="Compact"/>
-              <w:jc w:val="left"/>
-            </w:pPr>
-            <w:r>
-              <w:t xml:space="preserve">dürüstlük</w:t>
-            </w:r>
-          </w:p>
-        </w:tc>
-        <w:tc>
-          <w:p>
-            <w:pPr>
-              <w:pStyle w:val="Compact"/>
-              <w:jc w:val="left"/>
-            </w:pPr>
-            <w:r>
-              <w:t xml:space="preserve">honestidade</w:t>
-            </w:r>
-          </w:p>
-        </w:tc>
-        <w:tc>
+          <w:tcPr>
+            <w:tcW w:type="dxa" w:w="4680"/>
+          </w:tcPr>
           <w:p>
             <w:pPr>
               <w:pStyle w:val="Compact"/>
@@ -1473,6 +1391,9 @@
       </w:tr>
       <w:tr>
         <w:tc>
+          <w:tcPr>
+            <w:tcW w:type="dxa" w:w="4680"/>
+          </w:tcPr>
           <w:p>
             <w:pPr>
               <w:pStyle w:val="Compact"/>
@@ -1484,28 +1405,9 @@
           </w:p>
         </w:tc>
         <w:tc>
-          <w:p>
-            <w:pPr>
-              <w:pStyle w:val="Compact"/>
-              <w:jc w:val="left"/>
-            </w:pPr>
-            <w:r>
-              <w:t xml:space="preserve">destek</w:t>
-            </w:r>
-          </w:p>
-        </w:tc>
-        <w:tc>
-          <w:p>
-            <w:pPr>
-              <w:pStyle w:val="Compact"/>
-              <w:jc w:val="left"/>
-            </w:pPr>
-            <w:r>
-              <w:t xml:space="preserve">apoio</w:t>
-            </w:r>
-          </w:p>
-        </w:tc>
-        <w:tc>
+          <w:tcPr>
+            <w:tcW w:type="dxa" w:w="4680"/>
+          </w:tcPr>
           <w:p>
             <w:pPr>
               <w:pStyle w:val="Compact"/>
@@ -1519,6 +1421,9 @@
       </w:tr>
       <w:tr>
         <w:tc>
+          <w:tcPr>
+            <w:tcW w:type="dxa" w:w="4680"/>
+          </w:tcPr>
           <w:p>
             <w:pPr>
               <w:pStyle w:val="Compact"/>
@@ -1530,28 +1435,9 @@
           </w:p>
         </w:tc>
         <w:tc>
-          <w:p>
-            <w:pPr>
-              <w:pStyle w:val="Compact"/>
-              <w:jc w:val="left"/>
-            </w:pPr>
-            <w:r>
-              <w:t xml:space="preserve">adalet</w:t>
-            </w:r>
-          </w:p>
-        </w:tc>
-        <w:tc>
-          <w:p>
-            <w:pPr>
-              <w:pStyle w:val="Compact"/>
-              <w:jc w:val="left"/>
-            </w:pPr>
-            <w:r>
-              <w:t xml:space="preserve">justiça</w:t>
-            </w:r>
-          </w:p>
-        </w:tc>
-        <w:tc>
+          <w:tcPr>
+            <w:tcW w:type="dxa" w:w="4680"/>
+          </w:tcPr>
           <w:p>
             <w:pPr>
               <w:pStyle w:val="Compact"/>
@@ -1565,6 +1451,9 @@
       </w:tr>
       <w:tr>
         <w:tc>
+          <w:tcPr>
+            <w:tcW w:type="dxa" w:w="4680"/>
+          </w:tcPr>
           <w:p>
             <w:pPr>
               <w:pStyle w:val="Compact"/>
@@ -1576,17 +1465,9 @@
           </w:p>
         </w:tc>
         <w:tc>
-          <w:p>
-            <w:pPr>
-              <w:pStyle w:val="Compact"/>
-              <w:jc w:val="left"/>
-            </w:pPr>
-            <w:r>
-              <w:t xml:space="preserve">ayrı kimlikler</w:t>
-            </w:r>
-          </w:p>
-        </w:tc>
-        <w:tc>
+          <w:tcPr>
+            <w:tcW w:type="dxa" w:w="4680"/>
+          </w:tcPr>
           <w:p>
             <w:pPr>
               <w:pStyle w:val="Compact"/>
@@ -1597,20 +1478,12 @@
             </w:r>
           </w:p>
         </w:tc>
-        <w:tc>
-          <w:p>
-            <w:pPr>
-              <w:pStyle w:val="Compact"/>
-              <w:jc w:val="left"/>
-            </w:pPr>
-            <w:r>
-              <w:t xml:space="preserve">identidades separadas</w:t>
-            </w:r>
-          </w:p>
-        </w:tc>
-      </w:tr>
-      <w:tr>
-        <w:tc>
+      </w:tr>
+      <w:tr>
+        <w:tc>
+          <w:tcPr>
+            <w:tcW w:type="dxa" w:w="4680"/>
+          </w:tcPr>
           <w:p>
             <w:pPr>
               <w:pStyle w:val="Compact"/>
@@ -1622,28 +1495,9 @@
           </w:p>
         </w:tc>
         <w:tc>
-          <w:p>
-            <w:pPr>
-              <w:pStyle w:val="Compact"/>
-              <w:jc w:val="left"/>
-            </w:pPr>
-            <w:r>
-              <w:t xml:space="preserve">kontrol</w:t>
-            </w:r>
-          </w:p>
-        </w:tc>
-        <w:tc>
-          <w:p>
-            <w:pPr>
-              <w:pStyle w:val="Compact"/>
-              <w:jc w:val="left"/>
-            </w:pPr>
-            <w:r>
-              <w:t xml:space="preserve">controle</w:t>
-            </w:r>
-          </w:p>
-        </w:tc>
-        <w:tc>
+          <w:tcPr>
+            <w:tcW w:type="dxa" w:w="4680"/>
+          </w:tcPr>
           <w:p>
             <w:pPr>
               <w:pStyle w:val="Compact"/>
@@ -1657,6 +1511,9 @@
       </w:tr>
       <w:tr>
         <w:tc>
+          <w:tcPr>
+            <w:tcW w:type="dxa" w:w="4680"/>
+          </w:tcPr>
           <w:p>
             <w:pPr>
               <w:pStyle w:val="Compact"/>
@@ -1668,28 +1525,9 @@
           </w:p>
         </w:tc>
         <w:tc>
-          <w:p>
-            <w:pPr>
-              <w:pStyle w:val="Compact"/>
-              <w:jc w:val="left"/>
-            </w:pPr>
-            <w:r>
-              <w:t xml:space="preserve">aşağılama</w:t>
-            </w:r>
-          </w:p>
-        </w:tc>
-        <w:tc>
-          <w:p>
-            <w:pPr>
-              <w:pStyle w:val="Compact"/>
-              <w:jc w:val="left"/>
-            </w:pPr>
-            <w:r>
-              <w:t xml:space="preserve">humilhações</w:t>
-            </w:r>
-          </w:p>
-        </w:tc>
-        <w:tc>
+          <w:tcPr>
+            <w:tcW w:type="dxa" w:w="4680"/>
+          </w:tcPr>
           <w:p>
             <w:pPr>
               <w:pStyle w:val="Compact"/>
@@ -1703,6 +1541,9 @@
       </w:tr>
       <w:tr>
         <w:tc>
+          <w:tcPr>
+            <w:tcW w:type="dxa" w:w="4680"/>
+          </w:tcPr>
           <w:p>
             <w:pPr>
               <w:pStyle w:val="Compact"/>
@@ -1714,28 +1555,9 @@
           </w:p>
         </w:tc>
         <w:tc>
-          <w:p>
-            <w:pPr>
-              <w:pStyle w:val="Compact"/>
-              <w:jc w:val="left"/>
-            </w:pPr>
-            <w:r>
-              <w:t xml:space="preserve">yalnızlaştırma</w:t>
-            </w:r>
-          </w:p>
-        </w:tc>
-        <w:tc>
-          <w:p>
-            <w:pPr>
-              <w:pStyle w:val="Compact"/>
-              <w:jc w:val="left"/>
-            </w:pPr>
-            <w:r>
-              <w:t xml:space="preserve">isolamento</w:t>
-            </w:r>
-          </w:p>
-        </w:tc>
-        <w:tc>
+          <w:tcPr>
+            <w:tcW w:type="dxa" w:w="4680"/>
+          </w:tcPr>
           <w:p>
             <w:pPr>
               <w:pStyle w:val="Compact"/>
@@ -1749,6 +1571,9 @@
       </w:tr>
       <w:tr>
         <w:tc>
+          <w:tcPr>
+            <w:tcW w:type="dxa" w:w="4680"/>
+          </w:tcPr>
           <w:p>
             <w:pPr>
               <w:pStyle w:val="Compact"/>
@@ -1760,28 +1585,9 @@
           </w:p>
         </w:tc>
         <w:tc>
-          <w:p>
-            <w:pPr>
-              <w:pStyle w:val="Compact"/>
-              <w:jc w:val="left"/>
-            </w:pPr>
-            <w:r>
-              <w:t xml:space="preserve">baskı</w:t>
-            </w:r>
-          </w:p>
-        </w:tc>
-        <w:tc>
-          <w:p>
-            <w:pPr>
-              <w:pStyle w:val="Compact"/>
-              <w:jc w:val="left"/>
-            </w:pPr>
-            <w:r>
-              <w:t xml:space="preserve">pressão</w:t>
-            </w:r>
-          </w:p>
-        </w:tc>
-        <w:tc>
+          <w:tcPr>
+            <w:tcW w:type="dxa" w:w="4680"/>
+          </w:tcPr>
           <w:p>
             <w:pPr>
               <w:pStyle w:val="Compact"/>
@@ -1795,6 +1601,9 @@
       </w:tr>
       <w:tr>
         <w:tc>
+          <w:tcPr>
+            <w:tcW w:type="dxa" w:w="4680"/>
+          </w:tcPr>
           <w:p>
             <w:pPr>
               <w:pStyle w:val="Compact"/>
@@ -1806,28 +1615,9 @@
           </w:p>
         </w:tc>
         <w:tc>
-          <w:p>
-            <w:pPr>
-              <w:pStyle w:val="Compact"/>
-              <w:jc w:val="left"/>
-            </w:pPr>
-            <w:r>
-              <w:t xml:space="preserve">korku</w:t>
-            </w:r>
-          </w:p>
-        </w:tc>
-        <w:tc>
-          <w:p>
-            <w:pPr>
-              <w:pStyle w:val="Compact"/>
-              <w:jc w:val="left"/>
-            </w:pPr>
-            <w:r>
-              <w:t xml:space="preserve">medo</w:t>
-            </w:r>
-          </w:p>
-        </w:tc>
-        <w:tc>
+          <w:tcPr>
+            <w:tcW w:type="dxa" w:w="4680"/>
+          </w:tcPr>
           <w:p>
             <w:pPr>
               <w:pStyle w:val="Compact"/>

--- a/downloads/handouts/Unit 03/Handout 03.12 - Healthy or Unhealthy Card Sort.docx
+++ b/downloads/handouts/Unit 03/Handout 03.12 - Healthy or Unhealthy Card Sort.docx
@@ -34,7 +34,7 @@
         <w:t xml:space="preserve"> </w:t>
       </w:r>
       <w:r>
-        <w:t xml:space="preserve">Part 1 is the sort mat and the 24 cards (the teacher prints the cards once per group and cuts them apart). Part 2 is your own answer sheet: the eleven signs, the sign for each unhealthy card, your</w:t>
+        <w:t xml:space="preserve">Part 1 is the sort mat and the 24 cards. The teacher prints the cards once per group and cuts them apart. Part 2 is your own answer sheet. It has the eleven signs, the sign for each unhealthy card, your</w:t>
       </w:r>
       <w:r>
         <w:t xml:space="preserve"> </w:t>
@@ -181,7 +181,7 @@
         <w:pStyle w:val="BodyText"/>
       </w:pPr>
       <w:r>
-        <w:t xml:space="preserve">Rules: one bad day is not a sign; a pattern is. Fear is a tell-an-adult sign the first time, on its own.</w:t>
+        <w:t xml:space="preserve">Rules: one bad day is not a sign. A pattern (the same thing over and over) is a sign. Fear is different. Even one time, fear means tell an adult.</w:t>
       </w:r>
     </w:p>
     <w:p>
@@ -2003,7 +2003,7 @@
         <w:pStyle w:val="FirstParagraph"/>
       </w:pPr>
       <w:r>
-        <w:t xml:space="preserve">Three moves: say something (an I-message), step back (less time, keep your other friends, keep your passwords), tell a trusted adult (for control, isolation, pressure that will not stop, and always for fear).</w:t>
+        <w:t xml:space="preserve">There are three moves. Say something (an I-message). Step back (less time together, keep your other friends, keep your passwords). Tell a trusted adult (for control, isolation, pressure that will not stop, and always for fear).</w:t>
       </w:r>
     </w:p>
     <w:p>
@@ -2011,7 +2011,23 @@
         <w:pStyle w:val="BodyText"/>
       </w:pPr>
       <w:r>
-        <w:t xml:space="preserve">Pick one UNHEALTHY card. Card ____. What I would do: ______________________ Why: ________________________________________________</w:t>
+        <w:t xml:space="preserve">Pick one UNHEALTHY card. Card ____.</w:t>
+      </w:r>
+    </w:p>
+    <w:p>
+      <w:pPr>
+        <w:pStyle w:val="BodyText"/>
+      </w:pPr>
+      <w:r>
+        <w:t xml:space="preserve">What I would do: ______________________</w:t>
+      </w:r>
+    </w:p>
+    <w:p>
+      <w:pPr>
+        <w:pStyle w:val="BodyText"/>
+      </w:pPr>
+      <w:r>
+        <w:t xml:space="preserve">Why: ________________________________________________</w:t>
       </w:r>
     </w:p>
     <w:p>
